--- a/docs/Guia_Defensa_CatchFood.docx
+++ b/docs/Guia_Defensa_CatchFood.docx
@@ -67,6 +67,9 @@
         <w:gridCol w:w="9360"/>
       </w:tblGrid>
       <w:tr>
+        <w:trPr>
+          <w:cantSplit/>
+        </w:trPr>
         <w:tc>
           <w:tcPr>
             <w:tcW w:type="dxa" w:w="9360"/>
@@ -164,6 +167,9 @@
         <w:gridCol w:w="9360"/>
       </w:tblGrid>
       <w:tr>
+        <w:trPr>
+          <w:cantSplit/>
+        </w:trPr>
         <w:tc>
           <w:tcPr>
             <w:tcW w:type="dxa" w:w="9360"/>
@@ -208,61 +214,71 @@
     </w:p>
     <w:p>
       <w:pPr>
-        <w:pStyle w:val="ListNumber"/>
+        <w:ind w:left="403" w:hanging="317"/>
       </w:pPr>
       <w:r>
         <w:rPr>
           <w:rFonts w:ascii="Calibri" w:hAnsi="Calibri"/>
           <w:sz w:val="22"/>
         </w:rPr>
+        <w:t>1.</w:t>
+        <w:tab/>
         <w:t>Leé primero el resumen de 90 segundos y repetilo en voz alta.</w:t>
       </w:r>
     </w:p>
     <w:p>
       <w:pPr>
-        <w:pStyle w:val="ListNumber"/>
+        <w:ind w:left="403" w:hanging="317"/>
       </w:pPr>
       <w:r>
         <w:rPr>
           <w:rFonts w:ascii="Calibri" w:hAnsi="Calibri"/>
           <w:sz w:val="22"/>
         </w:rPr>
+        <w:t>2.</w:t>
+        <w:tab/>
         <w:t>Aprendé el flujo: UI → ViewModel → GameLogic → UiState → UI → Room.</w:t>
       </w:r>
     </w:p>
     <w:p>
       <w:pPr>
-        <w:pStyle w:val="ListNumber"/>
+        <w:ind w:left="403" w:hanging="317"/>
       </w:pPr>
       <w:r>
         <w:rPr>
           <w:rFonts w:ascii="Calibri" w:hAnsi="Calibri"/>
           <w:sz w:val="22"/>
         </w:rPr>
+        <w:t>3.</w:t>
+        <w:tab/>
         <w:t>Estudiá el glosario de Kotlin y Compose. Ahí están lambda, callback, state, suspend y demás términos.</w:t>
       </w:r>
     </w:p>
     <w:p>
       <w:pPr>
-        <w:pStyle w:val="ListNumber"/>
+        <w:ind w:left="403" w:hanging="317"/>
       </w:pPr>
       <w:r>
         <w:rPr>
           <w:rFonts w:ascii="Calibri" w:hAnsi="Calibri"/>
           <w:sz w:val="22"/>
         </w:rPr>
+        <w:t>4.</w:t>
+        <w:tab/>
         <w:t>Revisá los fragmentos línea por línea y explicalos sin mirar.</w:t>
       </w:r>
     </w:p>
     <w:p>
       <w:pPr>
-        <w:pStyle w:val="ListNumber"/>
+        <w:ind w:left="403" w:hanging="317"/>
       </w:pPr>
       <w:r>
         <w:rPr>
           <w:rFonts w:ascii="Calibri" w:hAnsi="Calibri"/>
           <w:sz w:val="22"/>
         </w:rPr>
+        <w:t>5.</w:t>
+        <w:tab/>
         <w:t>Terminá con las preguntas de jurado y el simulacro oral.</w:t>
       </w:r>
     </w:p>
@@ -286,6 +302,9 @@
         <w:gridCol w:w="9360"/>
       </w:tblGrid>
       <w:tr>
+        <w:trPr>
+          <w:cantSplit/>
+        </w:trPr>
         <w:tc>
           <w:tcPr>
             <w:tcW w:type="dxa" w:w="9360"/>
@@ -393,9 +412,7 @@
       </w:r>
     </w:p>
     <w:p>
-      <w:r>
-        <w:br w:type="page"/>
-      </w:r>
+      <w:r/>
     </w:p>
     <w:p>
       <w:pPr>
@@ -429,6 +446,7 @@
       <w:tr>
         <w:trPr>
           <w:tblHeader w:val="true"/>
+          <w:cantSplit/>
         </w:trPr>
         <w:tc>
           <w:tcPr>
@@ -480,6 +498,9 @@
         </w:tc>
       </w:tr>
       <w:tr>
+        <w:trPr>
+          <w:cantSplit/>
+        </w:trPr>
         <w:tc>
           <w:tcPr>
             <w:tcW w:type="dxa" w:w="2304"/>
@@ -526,6 +547,9 @@
         </w:tc>
       </w:tr>
       <w:tr>
+        <w:trPr>
+          <w:cantSplit/>
+        </w:trPr>
         <w:tc>
           <w:tcPr>
             <w:tcW w:type="dxa" w:w="2304"/>
@@ -572,6 +596,9 @@
         </w:tc>
       </w:tr>
       <w:tr>
+        <w:trPr>
+          <w:cantSplit/>
+        </w:trPr>
         <w:tc>
           <w:tcPr>
             <w:tcW w:type="dxa" w:w="2304"/>
@@ -618,6 +645,9 @@
         </w:tc>
       </w:tr>
       <w:tr>
+        <w:trPr>
+          <w:cantSplit/>
+        </w:trPr>
         <w:tc>
           <w:tcPr>
             <w:tcW w:type="dxa" w:w="2304"/>
@@ -664,6 +694,9 @@
         </w:tc>
       </w:tr>
       <w:tr>
+        <w:trPr>
+          <w:cantSplit/>
+        </w:trPr>
         <w:tc>
           <w:tcPr>
             <w:tcW w:type="dxa" w:w="2304"/>
@@ -710,6 +743,9 @@
         </w:tc>
       </w:tr>
       <w:tr>
+        <w:trPr>
+          <w:cantSplit/>
+        </w:trPr>
         <w:tc>
           <w:tcPr>
             <w:tcW w:type="dxa" w:w="2304"/>
@@ -756,6 +792,9 @@
         </w:tc>
       </w:tr>
       <w:tr>
+        <w:trPr>
+          <w:cantSplit/>
+        </w:trPr>
         <w:tc>
           <w:tcPr>
             <w:tcW w:type="dxa" w:w="2304"/>
@@ -802,6 +841,9 @@
         </w:tc>
       </w:tr>
       <w:tr>
+        <w:trPr>
+          <w:cantSplit/>
+        </w:trPr>
         <w:tc>
           <w:tcPr>
             <w:tcW w:type="dxa" w:w="2304"/>
@@ -848,6 +890,9 @@
         </w:tc>
       </w:tr>
       <w:tr>
+        <w:trPr>
+          <w:cantSplit/>
+        </w:trPr>
         <w:tc>
           <w:tcPr>
             <w:tcW w:type="dxa" w:w="2304"/>
@@ -894,6 +939,9 @@
         </w:tc>
       </w:tr>
       <w:tr>
+        <w:trPr>
+          <w:cantSplit/>
+        </w:trPr>
         <w:tc>
           <w:tcPr>
             <w:tcW w:type="dxa" w:w="2304"/>
@@ -940,6 +988,9 @@
         </w:tc>
       </w:tr>
       <w:tr>
+        <w:trPr>
+          <w:cantSplit/>
+        </w:trPr>
         <w:tc>
           <w:tcPr>
             <w:tcW w:type="dxa" w:w="2304"/>
@@ -986,6 +1037,9 @@
         </w:tc>
       </w:tr>
       <w:tr>
+        <w:trPr>
+          <w:cantSplit/>
+        </w:trPr>
         <w:tc>
           <w:tcPr>
             <w:tcW w:type="dxa" w:w="2304"/>
@@ -1032,6 +1086,9 @@
         </w:tc>
       </w:tr>
       <w:tr>
+        <w:trPr>
+          <w:cantSplit/>
+        </w:trPr>
         <w:tc>
           <w:tcPr>
             <w:tcW w:type="dxa" w:w="2304"/>
@@ -1078,6 +1135,9 @@
         </w:tc>
       </w:tr>
       <w:tr>
+        <w:trPr>
+          <w:cantSplit/>
+        </w:trPr>
         <w:tc>
           <w:tcPr>
             <w:tcW w:type="dxa" w:w="2304"/>
@@ -1177,6 +1237,9 @@
         <w:gridCol w:w="9360"/>
       </w:tblGrid>
       <w:tr>
+        <w:trPr>
+          <w:cantSplit/>
+        </w:trPr>
         <w:tc>
           <w:tcPr>
             <w:tcW w:type="dxa" w:w="9360"/>
@@ -1258,6 +1321,9 @@
         <w:gridCol w:w="9360"/>
       </w:tblGrid>
       <w:tr>
+        <w:trPr>
+          <w:cantSplit/>
+        </w:trPr>
         <w:tc>
           <w:tcPr>
             <w:tcW w:type="dxa" w:w="9360"/>
@@ -1334,6 +1400,9 @@
         <w:gridCol w:w="9360"/>
       </w:tblGrid>
       <w:tr>
+        <w:trPr>
+          <w:cantSplit/>
+        </w:trPr>
         <w:tc>
           <w:tcPr>
             <w:tcW w:type="dxa" w:w="9360"/>
@@ -1459,6 +1528,9 @@
         <w:gridCol w:w="9360"/>
       </w:tblGrid>
       <w:tr>
+        <w:trPr>
+          <w:cantSplit/>
+        </w:trPr>
         <w:tc>
           <w:tcPr>
             <w:tcW w:type="dxa" w:w="9360"/>
@@ -1568,9 +1640,7 @@
       </w:r>
     </w:p>
     <w:p>
-      <w:r>
-        <w:br w:type="page"/>
-      </w:r>
+      <w:r/>
     </w:p>
     <w:p>
       <w:pPr>
@@ -1596,6 +1666,7 @@
       <w:tr>
         <w:trPr>
           <w:tblHeader w:val="true"/>
+          <w:cantSplit/>
         </w:trPr>
         <w:tc>
           <w:tcPr>
@@ -1647,6 +1718,9 @@
         </w:tc>
       </w:tr>
       <w:tr>
+        <w:trPr>
+          <w:cantSplit/>
+        </w:trPr>
         <w:tc>
           <w:tcPr>
             <w:tcW w:type="dxa" w:w="2304"/>
@@ -1693,6 +1767,9 @@
         </w:tc>
       </w:tr>
       <w:tr>
+        <w:trPr>
+          <w:cantSplit/>
+        </w:trPr>
         <w:tc>
           <w:tcPr>
             <w:tcW w:type="dxa" w:w="2304"/>
@@ -1739,6 +1816,9 @@
         </w:tc>
       </w:tr>
       <w:tr>
+        <w:trPr>
+          <w:cantSplit/>
+        </w:trPr>
         <w:tc>
           <w:tcPr>
             <w:tcW w:type="dxa" w:w="2304"/>
@@ -1785,6 +1865,9 @@
         </w:tc>
       </w:tr>
       <w:tr>
+        <w:trPr>
+          <w:cantSplit/>
+        </w:trPr>
         <w:tc>
           <w:tcPr>
             <w:tcW w:type="dxa" w:w="2304"/>
@@ -1831,6 +1914,9 @@
         </w:tc>
       </w:tr>
       <w:tr>
+        <w:trPr>
+          <w:cantSplit/>
+        </w:trPr>
         <w:tc>
           <w:tcPr>
             <w:tcW w:type="dxa" w:w="2304"/>
@@ -1877,6 +1963,9 @@
         </w:tc>
       </w:tr>
       <w:tr>
+        <w:trPr>
+          <w:cantSplit/>
+        </w:trPr>
         <w:tc>
           <w:tcPr>
             <w:tcW w:type="dxa" w:w="2304"/>
@@ -1923,6 +2012,9 @@
         </w:tc>
       </w:tr>
       <w:tr>
+        <w:trPr>
+          <w:cantSplit/>
+        </w:trPr>
         <w:tc>
           <w:tcPr>
             <w:tcW w:type="dxa" w:w="2304"/>
@@ -1969,6 +2061,9 @@
         </w:tc>
       </w:tr>
       <w:tr>
+        <w:trPr>
+          <w:cantSplit/>
+        </w:trPr>
         <w:tc>
           <w:tcPr>
             <w:tcW w:type="dxa" w:w="2304"/>
@@ -2054,6 +2149,9 @@
         <w:gridCol w:w="9360"/>
       </w:tblGrid>
       <w:tr>
+        <w:trPr>
+          <w:cantSplit/>
+        </w:trPr>
         <w:tc>
           <w:tcPr>
             <w:tcW w:type="dxa" w:w="9360"/>
@@ -2121,6 +2219,9 @@
         <w:gridCol w:w="9360"/>
       </w:tblGrid>
       <w:tr>
+        <w:trPr>
+          <w:cantSplit/>
+        </w:trPr>
         <w:tc>
           <w:tcPr>
             <w:tcW w:type="dxa" w:w="9360"/>
@@ -2224,6 +2325,9 @@
         <w:gridCol w:w="9360"/>
       </w:tblGrid>
       <w:tr>
+        <w:trPr>
+          <w:cantSplit/>
+        </w:trPr>
         <w:tc>
           <w:tcPr>
             <w:tcW w:type="dxa" w:w="9360"/>
@@ -2286,6 +2390,9 @@
         <w:gridCol w:w="9360"/>
       </w:tblGrid>
       <w:tr>
+        <w:trPr>
+          <w:cantSplit/>
+        </w:trPr>
         <w:tc>
           <w:tcPr>
             <w:tcW w:type="dxa" w:w="9360"/>
@@ -2390,6 +2497,7 @@
       <w:tr>
         <w:trPr>
           <w:tblHeader w:val="true"/>
+          <w:cantSplit/>
         </w:trPr>
         <w:tc>
           <w:tcPr>
@@ -2441,6 +2549,9 @@
         </w:tc>
       </w:tr>
       <w:tr>
+        <w:trPr>
+          <w:cantSplit/>
+        </w:trPr>
         <w:tc>
           <w:tcPr>
             <w:tcW w:type="dxa" w:w="2304"/>
@@ -2487,6 +2598,9 @@
         </w:tc>
       </w:tr>
       <w:tr>
+        <w:trPr>
+          <w:cantSplit/>
+        </w:trPr>
         <w:tc>
           <w:tcPr>
             <w:tcW w:type="dxa" w:w="2304"/>
@@ -2533,6 +2647,9 @@
         </w:tc>
       </w:tr>
       <w:tr>
+        <w:trPr>
+          <w:cantSplit/>
+        </w:trPr>
         <w:tc>
           <w:tcPr>
             <w:tcW w:type="dxa" w:w="2304"/>
@@ -2585,9 +2702,7 @@
       </w:pPr>
     </w:p>
     <w:p>
-      <w:r>
-        <w:br w:type="page"/>
-      </w:r>
+      <w:r/>
     </w:p>
     <w:p>
       <w:pPr>
@@ -2695,6 +2810,9 @@
         <w:gridCol w:w="9360"/>
       </w:tblGrid>
       <w:tr>
+        <w:trPr>
+          <w:cantSplit/>
+        </w:trPr>
         <w:tc>
           <w:tcPr>
             <w:tcW w:type="dxa" w:w="9360"/>
@@ -2747,73 +2865,85 @@
     </w:p>
     <w:p>
       <w:pPr>
-        <w:pStyle w:val="ListNumber"/>
+        <w:ind w:left="403" w:hanging="317"/>
       </w:pPr>
       <w:r>
         <w:rPr>
           <w:rFonts w:ascii="Calibri" w:hAnsi="Calibri"/>
           <w:sz w:val="22"/>
         </w:rPr>
+        <w:t>1.</w:t>
+        <w:tab/>
         <w:t>CatchFoodGame obtiene el ViewModel con `viewModel()`.</w:t>
       </w:r>
     </w:p>
     <w:p>
       <w:pPr>
-        <w:pStyle w:val="ListNumber"/>
+        <w:ind w:left="403" w:hanging="317"/>
       </w:pPr>
       <w:r>
         <w:rPr>
           <w:rFonts w:ascii="Calibri" w:hAnsi="Calibri"/>
           <w:sz w:val="22"/>
         </w:rPr>
+        <w:t>2.</w:t>
+        <w:tab/>
         <w:t>El ViewModel posee una instancia de CatchFoodGameLogic.</w:t>
       </w:r>
     </w:p>
     <w:p>
       <w:pPr>
-        <w:pStyle w:val="ListNumber"/>
+        <w:ind w:left="403" w:hanging="317"/>
       </w:pPr>
       <w:r>
         <w:rPr>
           <w:rFonts w:ascii="Calibri" w:hAnsi="Calibri"/>
           <w:sz w:val="22"/>
         </w:rPr>
+        <w:t>3.</w:t>
+        <w:tab/>
         <w:t>GameLogic actualiza el mundo del juego.</w:t>
       </w:r>
     </w:p>
     <w:p>
       <w:pPr>
-        <w:pStyle w:val="ListNumber"/>
+        <w:ind w:left="403" w:hanging="317"/>
       </w:pPr>
       <w:r>
         <w:rPr>
           <w:rFonts w:ascii="Calibri" w:hAnsi="Calibri"/>
           <w:sz w:val="22"/>
         </w:rPr>
+        <w:t>4.</w:t>
+        <w:tab/>
         <w:t>El ViewModel sincroniza valores visibles hacia CatchFoodUiState.</w:t>
       </w:r>
     </w:p>
     <w:p>
       <w:pPr>
-        <w:pStyle w:val="ListNumber"/>
+        <w:ind w:left="403" w:hanging="317"/>
       </w:pPr>
       <w:r>
         <w:rPr>
           <w:rFonts w:ascii="Calibri" w:hAnsi="Calibri"/>
           <w:sz w:val="22"/>
         </w:rPr>
+        <w:t>5.</w:t>
+        <w:tab/>
         <w:t>Compose lee UiState y dibuja contadores/menús.</w:t>
       </w:r>
     </w:p>
     <w:p>
       <w:pPr>
-        <w:pStyle w:val="ListNumber"/>
+        <w:ind w:left="403" w:hanging="317"/>
       </w:pPr>
       <w:r>
         <w:rPr>
           <w:rFonts w:ascii="Calibri" w:hAnsi="Calibri"/>
           <w:sz w:val="22"/>
         </w:rPr>
+        <w:t>6.</w:t>
+        <w:tab/>
         <w:t>Al perder, el ViewModel usa Repository para guardar en Room.</w:t>
       </w:r>
     </w:p>
@@ -2874,9 +3004,7 @@
       </w:r>
     </w:p>
     <w:p>
-      <w:r>
-        <w:br w:type="page"/>
-      </w:r>
+      <w:r/>
     </w:p>
     <w:p>
       <w:pPr>
@@ -2898,6 +3026,9 @@
         <w:gridCol w:w="9360"/>
       </w:tblGrid>
       <w:tr>
+        <w:trPr>
+          <w:cantSplit/>
+        </w:trPr>
         <w:tc>
           <w:tcPr>
             <w:tcW w:type="dxa" w:w="9360"/>
@@ -3002,6 +3133,7 @@
       <w:tr>
         <w:trPr>
           <w:tblHeader w:val="true"/>
+          <w:cantSplit/>
         </w:trPr>
         <w:tc>
           <w:tcPr>
@@ -3053,6 +3185,9 @@
         </w:tc>
       </w:tr>
       <w:tr>
+        <w:trPr>
+          <w:cantSplit/>
+        </w:trPr>
         <w:tc>
           <w:tcPr>
             <w:tcW w:type="dxa" w:w="2304"/>
@@ -3099,6 +3234,9 @@
         </w:tc>
       </w:tr>
       <w:tr>
+        <w:trPr>
+          <w:cantSplit/>
+        </w:trPr>
         <w:tc>
           <w:tcPr>
             <w:tcW w:type="dxa" w:w="2304"/>
@@ -3145,6 +3283,9 @@
         </w:tc>
       </w:tr>
       <w:tr>
+        <w:trPr>
+          <w:cantSplit/>
+        </w:trPr>
         <w:tc>
           <w:tcPr>
             <w:tcW w:type="dxa" w:w="2304"/>
@@ -3191,6 +3332,9 @@
         </w:tc>
       </w:tr>
       <w:tr>
+        <w:trPr>
+          <w:cantSplit/>
+        </w:trPr>
         <w:tc>
           <w:tcPr>
             <w:tcW w:type="dxa" w:w="2304"/>
@@ -3237,6 +3381,9 @@
         </w:tc>
       </w:tr>
       <w:tr>
+        <w:trPr>
+          <w:cantSplit/>
+        </w:trPr>
         <w:tc>
           <w:tcPr>
             <w:tcW w:type="dxa" w:w="2304"/>
@@ -3283,6 +3430,9 @@
         </w:tc>
       </w:tr>
       <w:tr>
+        <w:trPr>
+          <w:cantSplit/>
+        </w:trPr>
         <w:tc>
           <w:tcPr>
             <w:tcW w:type="dxa" w:w="2304"/>
@@ -3354,6 +3504,9 @@
         <w:gridCol w:w="9360"/>
       </w:tblGrid>
       <w:tr>
+        <w:trPr>
+          <w:cantSplit/>
+        </w:trPr>
         <w:tc>
           <w:tcPr>
             <w:tcW w:type="dxa" w:w="9360"/>
@@ -3520,6 +3673,9 @@
         <w:gridCol w:w="9360"/>
       </w:tblGrid>
       <w:tr>
+        <w:trPr>
+          <w:cantSplit/>
+        </w:trPr>
         <w:tc>
           <w:tcPr>
             <w:tcW w:type="dxa" w:w="9360"/>
@@ -3755,6 +3911,9 @@
         <w:gridCol w:w="9360"/>
       </w:tblGrid>
       <w:tr>
+        <w:trPr>
+          <w:cantSplit/>
+        </w:trPr>
         <w:tc>
           <w:tcPr>
             <w:tcW w:type="dxa" w:w="9360"/>
@@ -3825,9 +3984,7 @@
       </w:r>
     </w:p>
     <w:p>
-      <w:r>
-        <w:br w:type="page"/>
-      </w:r>
+      <w:r/>
     </w:p>
     <w:p>
       <w:pPr>
@@ -3849,6 +4006,9 @@
         <w:gridCol w:w="9360"/>
       </w:tblGrid>
       <w:tr>
+        <w:trPr>
+          <w:cantSplit/>
+        </w:trPr>
         <w:tc>
           <w:tcPr>
             <w:tcW w:type="dxa" w:w="9360"/>
@@ -3929,6 +4089,9 @@
         <w:gridCol w:w="9360"/>
       </w:tblGrid>
       <w:tr>
+        <w:trPr>
+          <w:cantSplit/>
+        </w:trPr>
         <w:tc>
           <w:tcPr>
             <w:tcW w:type="dxa" w:w="9360"/>
@@ -4066,6 +4229,9 @@
         <w:gridCol w:w="9360"/>
       </w:tblGrid>
       <w:tr>
+        <w:trPr>
+          <w:cantSplit/>
+        </w:trPr>
         <w:tc>
           <w:tcPr>
             <w:tcW w:type="dxa" w:w="9360"/>
@@ -4109,9 +4275,7 @@
       </w:pPr>
     </w:p>
     <w:p>
-      <w:r>
-        <w:br w:type="page"/>
-      </w:r>
+      <w:r/>
     </w:p>
     <w:p>
       <w:pPr>
@@ -4133,6 +4297,9 @@
         <w:gridCol w:w="9360"/>
       </w:tblGrid>
       <w:tr>
+        <w:trPr>
+          <w:cantSplit/>
+        </w:trPr>
         <w:tc>
           <w:tcPr>
             <w:tcW w:type="dxa" w:w="9360"/>
@@ -4259,6 +4426,7 @@
       <w:tr>
         <w:trPr>
           <w:tblHeader w:val="true"/>
+          <w:cantSplit/>
         </w:trPr>
         <w:tc>
           <w:tcPr>
@@ -4310,6 +4478,9 @@
         </w:tc>
       </w:tr>
       <w:tr>
+        <w:trPr>
+          <w:cantSplit/>
+        </w:trPr>
         <w:tc>
           <w:tcPr>
             <w:tcW w:type="dxa" w:w="2304"/>
@@ -4356,6 +4527,9 @@
         </w:tc>
       </w:tr>
       <w:tr>
+        <w:trPr>
+          <w:cantSplit/>
+        </w:trPr>
         <w:tc>
           <w:tcPr>
             <w:tcW w:type="dxa" w:w="2304"/>
@@ -4402,6 +4576,9 @@
         </w:tc>
       </w:tr>
       <w:tr>
+        <w:trPr>
+          <w:cantSplit/>
+        </w:trPr>
         <w:tc>
           <w:tcPr>
             <w:tcW w:type="dxa" w:w="2304"/>
@@ -4448,6 +4625,9 @@
         </w:tc>
       </w:tr>
       <w:tr>
+        <w:trPr>
+          <w:cantSplit/>
+        </w:trPr>
         <w:tc>
           <w:tcPr>
             <w:tcW w:type="dxa" w:w="2304"/>
@@ -4494,6 +4674,9 @@
         </w:tc>
       </w:tr>
       <w:tr>
+        <w:trPr>
+          <w:cantSplit/>
+        </w:trPr>
         <w:tc>
           <w:tcPr>
             <w:tcW w:type="dxa" w:w="2304"/>
@@ -4540,6 +4723,9 @@
         </w:tc>
       </w:tr>
       <w:tr>
+        <w:trPr>
+          <w:cantSplit/>
+        </w:trPr>
         <w:tc>
           <w:tcPr>
             <w:tcW w:type="dxa" w:w="2304"/>
@@ -4673,6 +4859,9 @@
         <w:gridCol w:w="9360"/>
       </w:tblGrid>
       <w:tr>
+        <w:trPr>
+          <w:cantSplit/>
+        </w:trPr>
         <w:tc>
           <w:tcPr>
             <w:tcW w:type="dxa" w:w="9360"/>
@@ -4732,6 +4921,9 @@
         <w:gridCol w:w="9360"/>
       </w:tblGrid>
       <w:tr>
+        <w:trPr>
+          <w:cantSplit/>
+        </w:trPr>
         <w:tc>
           <w:tcPr>
             <w:tcW w:type="dxa" w:w="9360"/>
@@ -4775,9 +4967,7 @@
       </w:pPr>
     </w:p>
     <w:p>
-      <w:r>
-        <w:br w:type="page"/>
-      </w:r>
+      <w:r/>
     </w:p>
     <w:p>
       <w:pPr>
@@ -4799,6 +4989,9 @@
         <w:gridCol w:w="9360"/>
       </w:tblGrid>
       <w:tr>
+        <w:trPr>
+          <w:cantSplit/>
+        </w:trPr>
         <w:tc>
           <w:tcPr>
             <w:tcW w:type="dxa" w:w="9360"/>
@@ -4903,6 +5096,9 @@
         <w:gridCol w:w="9360"/>
       </w:tblGrid>
       <w:tr>
+        <w:trPr>
+          <w:cantSplit/>
+        </w:trPr>
         <w:tc>
           <w:tcPr>
             <w:tcW w:type="dxa" w:w="9360"/>
@@ -5014,6 +5210,9 @@
         <w:gridCol w:w="9360"/>
       </w:tblGrid>
       <w:tr>
+        <w:trPr>
+          <w:cantSplit/>
+        </w:trPr>
         <w:tc>
           <w:tcPr>
             <w:tcW w:type="dxa" w:w="9360"/>
@@ -5273,6 +5472,9 @@
         <w:gridCol w:w="9360"/>
       </w:tblGrid>
       <w:tr>
+        <w:trPr>
+          <w:cantSplit/>
+        </w:trPr>
         <w:tc>
           <w:tcPr>
             <w:tcW w:type="dxa" w:w="9360"/>
@@ -5349,6 +5551,9 @@
         <w:gridCol w:w="9360"/>
       </w:tblGrid>
       <w:tr>
+        <w:trPr>
+          <w:cantSplit/>
+        </w:trPr>
         <w:tc>
           <w:tcPr>
             <w:tcW w:type="dxa" w:w="9360"/>
@@ -5441,9 +5646,7 @@
       </w:r>
     </w:p>
     <w:p>
-      <w:r>
-        <w:br w:type="page"/>
-      </w:r>
+      <w:r/>
     </w:p>
     <w:p>
       <w:pPr>
@@ -5465,6 +5668,9 @@
         <w:gridCol w:w="9360"/>
       </w:tblGrid>
       <w:tr>
+        <w:trPr>
+          <w:cantSplit/>
+        </w:trPr>
         <w:tc>
           <w:tcPr>
             <w:tcW w:type="dxa" w:w="9360"/>
@@ -5586,6 +5792,9 @@
         <w:gridCol w:w="9360"/>
       </w:tblGrid>
       <w:tr>
+        <w:trPr>
+          <w:cantSplit/>
+        </w:trPr>
         <w:tc>
           <w:tcPr>
             <w:tcW w:type="dxa" w:w="9360"/>
@@ -5697,6 +5906,9 @@
         <w:gridCol w:w="9360"/>
       </w:tblGrid>
       <w:tr>
+        <w:trPr>
+          <w:cantSplit/>
+        </w:trPr>
         <w:tc>
           <w:tcPr>
             <w:tcW w:type="dxa" w:w="9360"/>
@@ -5775,6 +5987,9 @@
         <w:gridCol w:w="9360"/>
       </w:tblGrid>
       <w:tr>
+        <w:trPr>
+          <w:cantSplit/>
+        </w:trPr>
         <w:tc>
           <w:tcPr>
             <w:tcW w:type="dxa" w:w="9360"/>
@@ -5878,9 +6093,7 @@
       </w:r>
     </w:p>
     <w:p>
-      <w:r>
-        <w:br w:type="page"/>
-      </w:r>
+      <w:r/>
     </w:p>
     <w:p>
       <w:pPr>
@@ -5902,6 +6115,9 @@
         <w:gridCol w:w="9360"/>
       </w:tblGrid>
       <w:tr>
+        <w:trPr>
+          <w:cantSplit/>
+        </w:trPr>
         <w:tc>
           <w:tcPr>
             <w:tcW w:type="dxa" w:w="9360"/>
@@ -6072,6 +6288,9 @@
         <w:gridCol w:w="9360"/>
       </w:tblGrid>
       <w:tr>
+        <w:trPr>
+          <w:cantSplit/>
+        </w:trPr>
         <w:tc>
           <w:tcPr>
             <w:tcW w:type="dxa" w:w="9360"/>
@@ -6164,6 +6383,9 @@
         <w:gridCol w:w="9360"/>
       </w:tblGrid>
       <w:tr>
+        <w:trPr>
+          <w:cantSplit/>
+        </w:trPr>
         <w:tc>
           <w:tcPr>
             <w:tcW w:type="dxa" w:w="9360"/>
@@ -6255,6 +6477,9 @@
         <w:gridCol w:w="9360"/>
       </w:tblGrid>
       <w:tr>
+        <w:trPr>
+          <w:cantSplit/>
+        </w:trPr>
         <w:tc>
           <w:tcPr>
             <w:tcW w:type="dxa" w:w="9360"/>
@@ -6320,9 +6545,7 @@
       </w:r>
     </w:p>
     <w:p>
-      <w:r>
-        <w:br w:type="page"/>
-      </w:r>
+      <w:r/>
     </w:p>
     <w:p>
       <w:pPr>
@@ -6344,6 +6567,9 @@
         <w:gridCol w:w="9360"/>
       </w:tblGrid>
       <w:tr>
+        <w:trPr>
+          <w:cantSplit/>
+        </w:trPr>
         <w:tc>
           <w:tcPr>
             <w:tcW w:type="dxa" w:w="9360"/>
@@ -6448,6 +6674,9 @@
         <w:gridCol w:w="9360"/>
       </w:tblGrid>
       <w:tr>
+        <w:trPr>
+          <w:cantSplit/>
+        </w:trPr>
         <w:tc>
           <w:tcPr>
             <w:tcW w:type="dxa" w:w="9360"/>
@@ -6649,6 +6878,9 @@
         <w:gridCol w:w="9360"/>
       </w:tblGrid>
       <w:tr>
+        <w:trPr>
+          <w:cantSplit/>
+        </w:trPr>
         <w:tc>
           <w:tcPr>
             <w:tcW w:type="dxa" w:w="9360"/>
@@ -6801,9 +7033,7 @@
       </w:r>
     </w:p>
     <w:p>
-      <w:r>
-        <w:br w:type="page"/>
-      </w:r>
+      <w:r/>
     </w:p>
     <w:p>
       <w:pPr>
@@ -6839,6 +7069,9 @@
         <w:gridCol w:w="9360"/>
       </w:tblGrid>
       <w:tr>
+        <w:trPr>
+          <w:cantSplit/>
+        </w:trPr>
         <w:tc>
           <w:tcPr>
             <w:tcW w:type="dxa" w:w="9360"/>
@@ -6954,6 +7187,7 @@
       <w:tr>
         <w:trPr>
           <w:tblHeader w:val="true"/>
+          <w:cantSplit/>
         </w:trPr>
         <w:tc>
           <w:tcPr>
@@ -7005,6 +7239,9 @@
         </w:tc>
       </w:tr>
       <w:tr>
+        <w:trPr>
+          <w:cantSplit/>
+        </w:trPr>
         <w:tc>
           <w:tcPr>
             <w:tcW w:type="dxa" w:w="2304"/>
@@ -7051,6 +7288,9 @@
         </w:tc>
       </w:tr>
       <w:tr>
+        <w:trPr>
+          <w:cantSplit/>
+        </w:trPr>
         <w:tc>
           <w:tcPr>
             <w:tcW w:type="dxa" w:w="2304"/>
@@ -7097,6 +7337,9 @@
         </w:tc>
       </w:tr>
       <w:tr>
+        <w:trPr>
+          <w:cantSplit/>
+        </w:trPr>
         <w:tc>
           <w:tcPr>
             <w:tcW w:type="dxa" w:w="2304"/>
@@ -7143,6 +7386,9 @@
         </w:tc>
       </w:tr>
       <w:tr>
+        <w:trPr>
+          <w:cantSplit/>
+        </w:trPr>
         <w:tc>
           <w:tcPr>
             <w:tcW w:type="dxa" w:w="2304"/>
@@ -7242,6 +7488,9 @@
         <w:gridCol w:w="9360"/>
       </w:tblGrid>
       <w:tr>
+        <w:trPr>
+          <w:cantSplit/>
+        </w:trPr>
         <w:tc>
           <w:tcPr>
             <w:tcW w:type="dxa" w:w="9360"/>
@@ -7432,9 +7681,7 @@
       </w:r>
     </w:p>
     <w:p>
-      <w:r>
-        <w:br w:type="page"/>
-      </w:r>
+      <w:r/>
     </w:p>
     <w:p>
       <w:pPr>
@@ -7456,6 +7703,9 @@
         <w:gridCol w:w="9360"/>
       </w:tblGrid>
       <w:tr>
+        <w:trPr>
+          <w:cantSplit/>
+        </w:trPr>
         <w:tc>
           <w:tcPr>
             <w:tcW w:type="dxa" w:w="9360"/>
@@ -7648,6 +7898,9 @@
         <w:gridCol w:w="9360"/>
       </w:tblGrid>
       <w:tr>
+        <w:trPr>
+          <w:cantSplit/>
+        </w:trPr>
         <w:tc>
           <w:tcPr>
             <w:tcW w:type="dxa" w:w="9360"/>
@@ -7741,6 +7994,7 @@
       <w:tr>
         <w:trPr>
           <w:tblHeader w:val="true"/>
+          <w:cantSplit/>
         </w:trPr>
         <w:tc>
           <w:tcPr>
@@ -7792,6 +8046,9 @@
         </w:tc>
       </w:tr>
       <w:tr>
+        <w:trPr>
+          <w:cantSplit/>
+        </w:trPr>
         <w:tc>
           <w:tcPr>
             <w:tcW w:type="dxa" w:w="2304"/>
@@ -7838,6 +8095,9 @@
         </w:tc>
       </w:tr>
       <w:tr>
+        <w:trPr>
+          <w:cantSplit/>
+        </w:trPr>
         <w:tc>
           <w:tcPr>
             <w:tcW w:type="dxa" w:w="2304"/>
@@ -7884,6 +8144,9 @@
         </w:tc>
       </w:tr>
       <w:tr>
+        <w:trPr>
+          <w:cantSplit/>
+        </w:trPr>
         <w:tc>
           <w:tcPr>
             <w:tcW w:type="dxa" w:w="2304"/>
@@ -7930,6 +8193,9 @@
         </w:tc>
       </w:tr>
       <w:tr>
+        <w:trPr>
+          <w:cantSplit/>
+        </w:trPr>
         <w:tc>
           <w:tcPr>
             <w:tcW w:type="dxa" w:w="2304"/>
@@ -7993,6 +8259,9 @@
         <w:gridCol w:w="9360"/>
       </w:tblGrid>
       <w:tr>
+        <w:trPr>
+          <w:cantSplit/>
+        </w:trPr>
         <w:tc>
           <w:tcPr>
             <w:tcW w:type="dxa" w:w="9360"/>
@@ -8055,6 +8324,9 @@
         <w:gridCol w:w="9360"/>
       </w:tblGrid>
       <w:tr>
+        <w:trPr>
+          <w:cantSplit/>
+        </w:trPr>
         <w:tc>
           <w:tcPr>
             <w:tcW w:type="dxa" w:w="9360"/>
@@ -8147,9 +8419,7 @@
       </w:r>
     </w:p>
     <w:p>
-      <w:r>
-        <w:br w:type="page"/>
-      </w:r>
+      <w:r/>
     </w:p>
     <w:p>
       <w:pPr>
@@ -8185,6 +8455,9 @@
         <w:gridCol w:w="9360"/>
       </w:tblGrid>
       <w:tr>
+        <w:trPr>
+          <w:cantSplit/>
+        </w:trPr>
         <w:tc>
           <w:tcPr>
             <w:tcW w:type="dxa" w:w="9360"/>
@@ -8317,6 +8590,9 @@
         <w:gridCol w:w="9360"/>
       </w:tblGrid>
       <w:tr>
+        <w:trPr>
+          <w:cantSplit/>
+        </w:trPr>
         <w:tc>
           <w:tcPr>
             <w:tcW w:type="dxa" w:w="9360"/>
@@ -8408,6 +8684,9 @@
         <w:gridCol w:w="9360"/>
       </w:tblGrid>
       <w:tr>
+        <w:trPr>
+          <w:cantSplit/>
+        </w:trPr>
         <w:tc>
           <w:tcPr>
             <w:tcW w:type="dxa" w:w="9360"/>
@@ -8533,9 +8812,7 @@
       </w:r>
     </w:p>
     <w:p>
-      <w:r>
-        <w:br w:type="page"/>
-      </w:r>
+      <w:r/>
     </w:p>
     <w:p>
       <w:pPr>
@@ -8557,6 +8834,9 @@
         <w:gridCol w:w="9360"/>
       </w:tblGrid>
       <w:tr>
+        <w:trPr>
+          <w:cantSplit/>
+        </w:trPr>
         <w:tc>
           <w:tcPr>
             <w:tcW w:type="dxa" w:w="9360"/>
@@ -8619,6 +8899,9 @@
         <w:gridCol w:w="9360"/>
       </w:tblGrid>
       <w:tr>
+        <w:trPr>
+          <w:cantSplit/>
+        </w:trPr>
         <w:tc>
           <w:tcPr>
             <w:tcW w:type="dxa" w:w="9360"/>
@@ -8723,6 +9006,7 @@
       <w:tr>
         <w:trPr>
           <w:tblHeader w:val="true"/>
+          <w:cantSplit/>
         </w:trPr>
         <w:tc>
           <w:tcPr>
@@ -8774,6 +9058,9 @@
         </w:tc>
       </w:tr>
       <w:tr>
+        <w:trPr>
+          <w:cantSplit/>
+        </w:trPr>
         <w:tc>
           <w:tcPr>
             <w:tcW w:type="dxa" w:w="2304"/>
@@ -8820,6 +9107,9 @@
         </w:tc>
       </w:tr>
       <w:tr>
+        <w:trPr>
+          <w:cantSplit/>
+        </w:trPr>
         <w:tc>
           <w:tcPr>
             <w:tcW w:type="dxa" w:w="2304"/>
@@ -8866,6 +9156,9 @@
         </w:tc>
       </w:tr>
       <w:tr>
+        <w:trPr>
+          <w:cantSplit/>
+        </w:trPr>
         <w:tc>
           <w:tcPr>
             <w:tcW w:type="dxa" w:w="2304"/>
@@ -8912,6 +9205,9 @@
         </w:tc>
       </w:tr>
       <w:tr>
+        <w:trPr>
+          <w:cantSplit/>
+        </w:trPr>
         <w:tc>
           <w:tcPr>
             <w:tcW w:type="dxa" w:w="2304"/>
@@ -8958,6 +9254,9 @@
         </w:tc>
       </w:tr>
       <w:tr>
+        <w:trPr>
+          <w:cantSplit/>
+        </w:trPr>
         <w:tc>
           <w:tcPr>
             <w:tcW w:type="dxa" w:w="2304"/>
@@ -9029,6 +9328,9 @@
         <w:gridCol w:w="9360"/>
       </w:tblGrid>
       <w:tr>
+        <w:trPr>
+          <w:cantSplit/>
+        </w:trPr>
         <w:tc>
           <w:tcPr>
             <w:tcW w:type="dxa" w:w="9360"/>
@@ -9174,6 +9476,9 @@
         <w:gridCol w:w="9360"/>
       </w:tblGrid>
       <w:tr>
+        <w:trPr>
+          <w:cantSplit/>
+        </w:trPr>
         <w:tc>
           <w:tcPr>
             <w:tcW w:type="dxa" w:w="9360"/>
@@ -9256,6 +9561,7 @@
       <w:tr>
         <w:trPr>
           <w:tblHeader w:val="true"/>
+          <w:cantSplit/>
         </w:trPr>
         <w:tc>
           <w:tcPr>
@@ -9307,6 +9613,9 @@
         </w:tc>
       </w:tr>
       <w:tr>
+        <w:trPr>
+          <w:cantSplit/>
+        </w:trPr>
         <w:tc>
           <w:tcPr>
             <w:tcW w:type="dxa" w:w="2304"/>
@@ -9353,6 +9662,9 @@
         </w:tc>
       </w:tr>
       <w:tr>
+        <w:trPr>
+          <w:cantSplit/>
+        </w:trPr>
         <w:tc>
           <w:tcPr>
             <w:tcW w:type="dxa" w:w="2304"/>
@@ -9399,6 +9711,9 @@
         </w:tc>
       </w:tr>
       <w:tr>
+        <w:trPr>
+          <w:cantSplit/>
+        </w:trPr>
         <w:tc>
           <w:tcPr>
             <w:tcW w:type="dxa" w:w="2304"/>
@@ -9445,6 +9760,9 @@
         </w:tc>
       </w:tr>
       <w:tr>
+        <w:trPr>
+          <w:cantSplit/>
+        </w:trPr>
         <w:tc>
           <w:tcPr>
             <w:tcW w:type="dxa" w:w="2304"/>
@@ -9491,6 +9809,9 @@
         </w:tc>
       </w:tr>
       <w:tr>
+        <w:trPr>
+          <w:cantSplit/>
+        </w:trPr>
         <w:tc>
           <w:tcPr>
             <w:tcW w:type="dxa" w:w="2304"/>
@@ -9537,6 +9858,9 @@
         </w:tc>
       </w:tr>
       <w:tr>
+        <w:trPr>
+          <w:cantSplit/>
+        </w:trPr>
         <w:tc>
           <w:tcPr>
             <w:tcW w:type="dxa" w:w="2304"/>
@@ -9589,9 +9913,7 @@
       </w:pPr>
     </w:p>
     <w:p>
-      <w:r>
-        <w:br w:type="page"/>
-      </w:r>
+      <w:r/>
     </w:p>
     <w:p>
       <w:pPr>
@@ -9613,6 +9935,9 @@
         <w:gridCol w:w="9360"/>
       </w:tblGrid>
       <w:tr>
+        <w:trPr>
+          <w:cantSplit/>
+        </w:trPr>
         <w:tc>
           <w:tcPr>
             <w:tcW w:type="dxa" w:w="9360"/>
@@ -9781,6 +10106,9 @@
         <w:gridCol w:w="9360"/>
       </w:tblGrid>
       <w:tr>
+        <w:trPr>
+          <w:cantSplit/>
+        </w:trPr>
         <w:tc>
           <w:tcPr>
             <w:tcW w:type="dxa" w:w="9360"/>
@@ -9906,6 +10234,7 @@
       <w:tr>
         <w:trPr>
           <w:tblHeader w:val="true"/>
+          <w:cantSplit/>
         </w:trPr>
         <w:tc>
           <w:tcPr>
@@ -9957,6 +10286,9 @@
         </w:tc>
       </w:tr>
       <w:tr>
+        <w:trPr>
+          <w:cantSplit/>
+        </w:trPr>
         <w:tc>
           <w:tcPr>
             <w:tcW w:type="dxa" w:w="2304"/>
@@ -10003,6 +10335,9 @@
         </w:tc>
       </w:tr>
       <w:tr>
+        <w:trPr>
+          <w:cantSplit/>
+        </w:trPr>
         <w:tc>
           <w:tcPr>
             <w:tcW w:type="dxa" w:w="2304"/>
@@ -10049,6 +10384,9 @@
         </w:tc>
       </w:tr>
       <w:tr>
+        <w:trPr>
+          <w:cantSplit/>
+        </w:trPr>
         <w:tc>
           <w:tcPr>
             <w:tcW w:type="dxa" w:w="2304"/>
@@ -10095,6 +10433,9 @@
         </w:tc>
       </w:tr>
       <w:tr>
+        <w:trPr>
+          <w:cantSplit/>
+        </w:trPr>
         <w:tc>
           <w:tcPr>
             <w:tcW w:type="dxa" w:w="2304"/>
@@ -10141,6 +10482,9 @@
         </w:tc>
       </w:tr>
       <w:tr>
+        <w:trPr>
+          <w:cantSplit/>
+        </w:trPr>
         <w:tc>
           <w:tcPr>
             <w:tcW w:type="dxa" w:w="2304"/>
@@ -10212,6 +10556,9 @@
         <w:gridCol w:w="9360"/>
       </w:tblGrid>
       <w:tr>
+        <w:trPr>
+          <w:cantSplit/>
+        </w:trPr>
         <w:tc>
           <w:tcPr>
             <w:tcW w:type="dxa" w:w="9360"/>
@@ -10336,9 +10683,7 @@
       </w:r>
     </w:p>
     <w:p>
-      <w:r>
-        <w:br w:type="page"/>
-      </w:r>
+      <w:r/>
     </w:p>
     <w:p>
       <w:pPr>
@@ -10360,6 +10705,9 @@
         <w:gridCol w:w="9360"/>
       </w:tblGrid>
       <w:tr>
+        <w:trPr>
+          <w:cantSplit/>
+        </w:trPr>
         <w:tc>
           <w:tcPr>
             <w:tcW w:type="dxa" w:w="9360"/>
@@ -10528,6 +10876,9 @@
         <w:gridCol w:w="9360"/>
       </w:tblGrid>
       <w:tr>
+        <w:trPr>
+          <w:cantSplit/>
+        </w:trPr>
         <w:tc>
           <w:tcPr>
             <w:tcW w:type="dxa" w:w="9360"/>
@@ -10676,6 +11027,9 @@
         <w:gridCol w:w="9360"/>
       </w:tblGrid>
       <w:tr>
+        <w:trPr>
+          <w:cantSplit/>
+        </w:trPr>
         <w:tc>
           <w:tcPr>
             <w:tcW w:type="dxa" w:w="9360"/>
@@ -10719,9 +11073,7 @@
       </w:pPr>
     </w:p>
     <w:p>
-      <w:r>
-        <w:br w:type="page"/>
-      </w:r>
+      <w:r/>
     </w:p>
     <w:p>
       <w:pPr>
@@ -10743,6 +11095,9 @@
         <w:gridCol w:w="9360"/>
       </w:tblGrid>
       <w:tr>
+        <w:trPr>
+          <w:cantSplit/>
+        </w:trPr>
         <w:tc>
           <w:tcPr>
             <w:tcW w:type="dxa" w:w="9360"/>
@@ -10937,6 +11292,9 @@
         <w:gridCol w:w="9360"/>
       </w:tblGrid>
       <w:tr>
+        <w:trPr>
+          <w:cantSplit/>
+        </w:trPr>
         <w:tc>
           <w:tcPr>
             <w:tcW w:type="dxa" w:w="9360"/>
@@ -11062,6 +11420,9 @@
         <w:gridCol w:w="9360"/>
       </w:tblGrid>
       <w:tr>
+        <w:trPr>
+          <w:cantSplit/>
+        </w:trPr>
         <w:tc>
           <w:tcPr>
             <w:tcW w:type="dxa" w:w="9360"/>
@@ -11105,9 +11466,7 @@
       </w:pPr>
     </w:p>
     <w:p>
-      <w:r>
-        <w:br w:type="page"/>
-      </w:r>
+      <w:r/>
     </w:p>
     <w:p>
       <w:pPr>
@@ -11119,229 +11478,267 @@
     </w:p>
     <w:p>
       <w:pPr>
-        <w:pStyle w:val="ListNumber"/>
+        <w:ind w:left="403" w:hanging="317"/>
       </w:pPr>
       <w:r>
         <w:rPr>
           <w:rFonts w:ascii="Calibri" w:hAnsi="Calibri"/>
           <w:sz w:val="22"/>
         </w:rPr>
+        <w:t>1.</w:t>
+        <w:tab/>
         <w:t>El NavHost muestra CatchFoodMenu como destino inicial.</w:t>
       </w:r>
     </w:p>
     <w:p>
       <w:pPr>
-        <w:pStyle w:val="ListNumber"/>
+        <w:ind w:left="403" w:hanging="317"/>
       </w:pPr>
       <w:r>
         <w:rPr>
           <w:rFonts w:ascii="Calibri" w:hAnsi="Calibri"/>
           <w:sz w:val="22"/>
         </w:rPr>
+        <w:t>2.</w:t>
+        <w:tab/>
         <w:t>CatchFoodScreen carga el fondo e inicia la música.</w:t>
       </w:r>
     </w:p>
     <w:p>
       <w:pPr>
-        <w:pStyle w:val="ListNumber"/>
+        <w:ind w:left="403" w:hanging="317"/>
       </w:pPr>
       <w:r>
         <w:rPr>
           <w:rFonts w:ascii="Calibri" w:hAnsi="Calibri"/>
           <w:sz w:val="22"/>
         </w:rPr>
+        <w:t>3.</w:t>
+        <w:tab/>
         <w:t>El usuario pulsa Jugar; la lambda llama navController.navigate.</w:t>
       </w:r>
     </w:p>
     <w:p>
       <w:pPr>
-        <w:pStyle w:val="ListNumber"/>
+        <w:ind w:left="403" w:hanging="317"/>
       </w:pPr>
       <w:r>
         <w:rPr>
           <w:rFonts w:ascii="Calibri" w:hAnsi="Calibri"/>
           <w:sz w:val="22"/>
         </w:rPr>
+        <w:t>4.</w:t>
+        <w:tab/>
         <w:t>CatchFoodGame obtiene CatchFoodViewModel mediante viewModel().</w:t>
       </w:r>
     </w:p>
     <w:p>
       <w:pPr>
-        <w:pStyle w:val="ListNumber"/>
+        <w:ind w:left="403" w:hanging="317"/>
       </w:pPr>
       <w:r>
         <w:rPr>
           <w:rFonts w:ascii="Calibri" w:hAnsi="Calibri"/>
           <w:sz w:val="22"/>
         </w:rPr>
+        <w:t>5.</w:t>
+        <w:tab/>
         <w:t>El ViewModel ya posee GameLogic y UiState inicial.</w:t>
       </w:r>
     </w:p>
     <w:p>
       <w:pPr>
-        <w:pStyle w:val="ListNumber"/>
+        <w:ind w:left="403" w:hanging="317"/>
       </w:pPr>
       <w:r>
         <w:rPr>
           <w:rFonts w:ascii="Calibri" w:hAnsi="Calibri"/>
           <w:sz w:val="22"/>
         </w:rPr>
+        <w:t>6.</w:t>
+        <w:tab/>
         <w:t>LaunchedEffect inicia el loop de frames.</w:t>
       </w:r>
     </w:p>
     <w:p>
       <w:pPr>
-        <w:pStyle w:val="ListNumber"/>
+        <w:ind w:left="403" w:hanging="317"/>
       </w:pPr>
       <w:r>
         <w:rPr>
           <w:rFonts w:ascii="Calibri" w:hAnsi="Calibri"/>
           <w:sz w:val="22"/>
         </w:rPr>
+        <w:t>7.</w:t>
+        <w:tab/>
         <w:t>withFrameNanos entrega el timestamp del nuevo frame.</w:t>
       </w:r>
     </w:p>
     <w:p>
       <w:pPr>
-        <w:pStyle w:val="ListNumber"/>
+        <w:ind w:left="403" w:hanging="317"/>
       </w:pPr>
       <w:r>
         <w:rPr>
           <w:rFonts w:ascii="Calibri" w:hAnsi="Calibri"/>
           <w:sz w:val="22"/>
         </w:rPr>
+        <w:t>8.</w:t>
+        <w:tab/>
         <w:t>Se calcula deltaSeconds y ViewModel llama updateGame.</w:t>
       </w:r>
     </w:p>
     <w:p>
       <w:pPr>
-        <w:pStyle w:val="ListNumber"/>
+        <w:ind w:left="403" w:hanging="317"/>
       </w:pPr>
       <w:r>
         <w:rPr>
           <w:rFonts w:ascii="Calibri" w:hAnsi="Calibri"/>
           <w:sz w:val="22"/>
         </w:rPr>
+        <w:t>9.</w:t>
+        <w:tab/>
         <w:t>GameLogic mueve objetos y aumenta gradualmente speed.</w:t>
       </w:r>
     </w:p>
     <w:p>
       <w:pPr>
-        <w:pStyle w:val="ListNumber"/>
+        <w:ind w:left="403" w:hanging="317"/>
       </w:pPr>
       <w:r>
         <w:rPr>
           <w:rFonts w:ascii="Calibri" w:hAnsi="Calibri"/>
           <w:sz w:val="22"/>
         </w:rPr>
+        <w:t>10.</w:t>
+        <w:tab/>
         <w:t>GameLogic calcula hitboxes y detecta colisiones.</w:t>
       </w:r>
     </w:p>
     <w:p>
       <w:pPr>
-        <w:pStyle w:val="ListNumber"/>
+        <w:ind w:left="403" w:hanging="317"/>
       </w:pPr>
       <w:r>
         <w:rPr>
           <w:rFonts w:ascii="Calibri" w:hAnsi="Calibri"/>
           <w:sz w:val="22"/>
         </w:rPr>
+        <w:t>11.</w:t>
+        <w:tab/>
         <w:t>El ViewModel sincroniza cambios visibles hacia UiState.</w:t>
       </w:r>
     </w:p>
     <w:p>
       <w:pPr>
-        <w:pStyle w:val="ListNumber"/>
+        <w:ind w:left="403" w:hanging="317"/>
       </w:pPr>
       <w:r>
         <w:rPr>
           <w:rFonts w:ascii="Calibri" w:hAnsi="Calibri"/>
           <w:sz w:val="22"/>
         </w:rPr>
+        <w:t>12.</w:t>
+        <w:tab/>
         <w:t>Compose actualiza contadores o la imagen del conejo.</w:t>
       </w:r>
     </w:p>
     <w:p>
       <w:pPr>
-        <w:pStyle w:val="ListNumber"/>
+        <w:ind w:left="403" w:hanging="317"/>
       </w:pPr>
       <w:r>
         <w:rPr>
           <w:rFonts w:ascii="Calibri" w:hAnsi="Calibri"/>
           <w:sz w:val="22"/>
         </w:rPr>
+        <w:t>13.</w:t>
+        <w:tab/>
         <w:t>frameVersion invalida el Canvas para nuevas posiciones.</w:t>
       </w:r>
     </w:p>
     <w:p>
       <w:pPr>
-        <w:pStyle w:val="ListNumber"/>
+        <w:ind w:left="403" w:hanging="317"/>
       </w:pPr>
       <w:r>
         <w:rPr>
           <w:rFonts w:ascii="Calibri" w:hAnsi="Calibri"/>
           <w:sz w:val="22"/>
         </w:rPr>
+        <w:t>14.</w:t>
+        <w:tab/>
         <w:t>El usuario arrastra; la lambda envía dragAmount.x al ViewModel.</w:t>
       </w:r>
     </w:p>
     <w:p>
       <w:pPr>
-        <w:pStyle w:val="ListNumber"/>
+        <w:ind w:left="403" w:hanging="317"/>
       </w:pPr>
       <w:r>
         <w:rPr>
           <w:rFonts w:ascii="Calibri" w:hAnsi="Calibri"/>
           <w:sz w:val="22"/>
         </w:rPr>
+        <w:t>15.</w:t>
+        <w:tab/>
         <w:t>Con tres venenos o cinco comidas perdidas se activa game over.</w:t>
       </w:r>
     </w:p>
     <w:p>
       <w:pPr>
-        <w:pStyle w:val="ListNumber"/>
+        <w:ind w:left="403" w:hanging="317"/>
       </w:pPr>
       <w:r>
         <w:rPr>
           <w:rFonts w:ascii="Calibri" w:hAnsi="Calibri"/>
           <w:sz w:val="22"/>
         </w:rPr>
+        <w:t>16.</w:t>
+        <w:tab/>
         <w:t>El ViewModel captura el puntaje y lanza una corrutina.</w:t>
       </w:r>
     </w:p>
     <w:p>
       <w:pPr>
-        <w:pStyle w:val="ListNumber"/>
+        <w:ind w:left="403" w:hanging="317"/>
       </w:pPr>
       <w:r>
         <w:rPr>
           <w:rFonts w:ascii="Calibri" w:hAnsi="Calibri"/>
           <w:sz w:val="22"/>
         </w:rPr>
+        <w:t>17.</w:t>
+        <w:tab/>
         <w:t>Repository crea Entity y DAO inserta en SQLite.</w:t>
       </w:r>
     </w:p>
     <w:p>
       <w:pPr>
-        <w:pStyle w:val="ListNumber"/>
+        <w:ind w:left="403" w:hanging="317"/>
       </w:pPr>
       <w:r>
         <w:rPr>
           <w:rFonts w:ascii="Calibri" w:hAnsi="Calibri"/>
           <w:sz w:val="22"/>
         </w:rPr>
+        <w:t>18.</w:t>
+        <w:tab/>
         <w:t>Al abrir Histórico, DAO ejecuta SELECT ORDER BY LIMIT 10.</w:t>
       </w:r>
     </w:p>
     <w:p>
       <w:pPr>
-        <w:pStyle w:val="ListNumber"/>
+        <w:ind w:left="403" w:hanging="317"/>
       </w:pPr>
       <w:r>
         <w:rPr>
           <w:rFonts w:ascii="Calibri" w:hAnsi="Calibri"/>
           <w:sz w:val="22"/>
         </w:rPr>
+        <w:t>19.</w:t>
+        <w:tab/>
         <w:t>produceState recibe la lista y LazyColumn muestra los resultados.</w:t>
       </w:r>
     </w:p>
@@ -11368,9 +11765,7 @@
       </w:r>
     </w:p>
     <w:p>
-      <w:r>
-        <w:br w:type="page"/>
-      </w:r>
+      <w:r/>
     </w:p>
     <w:p>
       <w:pPr>
@@ -11404,6 +11799,7 @@
       <w:tr>
         <w:trPr>
           <w:tblHeader w:val="true"/>
+          <w:cantSplit/>
         </w:trPr>
         <w:tc>
           <w:tcPr>
@@ -11455,6 +11851,9 @@
         </w:tc>
       </w:tr>
       <w:tr>
+        <w:trPr>
+          <w:cantSplit/>
+        </w:trPr>
         <w:tc>
           <w:tcPr>
             <w:tcW w:type="dxa" w:w="2304"/>
@@ -11501,6 +11900,9 @@
         </w:tc>
       </w:tr>
       <w:tr>
+        <w:trPr>
+          <w:cantSplit/>
+        </w:trPr>
         <w:tc>
           <w:tcPr>
             <w:tcW w:type="dxa" w:w="2304"/>
@@ -11547,6 +11949,9 @@
         </w:tc>
       </w:tr>
       <w:tr>
+        <w:trPr>
+          <w:cantSplit/>
+        </w:trPr>
         <w:tc>
           <w:tcPr>
             <w:tcW w:type="dxa" w:w="2304"/>
@@ -11593,6 +11998,9 @@
         </w:tc>
       </w:tr>
       <w:tr>
+        <w:trPr>
+          <w:cantSplit/>
+        </w:trPr>
         <w:tc>
           <w:tcPr>
             <w:tcW w:type="dxa" w:w="2304"/>
@@ -11639,6 +12047,9 @@
         </w:tc>
       </w:tr>
       <w:tr>
+        <w:trPr>
+          <w:cantSplit/>
+        </w:trPr>
         <w:tc>
           <w:tcPr>
             <w:tcW w:type="dxa" w:w="2304"/>
@@ -11685,6 +12096,9 @@
         </w:tc>
       </w:tr>
       <w:tr>
+        <w:trPr>
+          <w:cantSplit/>
+        </w:trPr>
         <w:tc>
           <w:tcPr>
             <w:tcW w:type="dxa" w:w="2304"/>
@@ -11731,6 +12145,9 @@
         </w:tc>
       </w:tr>
       <w:tr>
+        <w:trPr>
+          <w:cantSplit/>
+        </w:trPr>
         <w:tc>
           <w:tcPr>
             <w:tcW w:type="dxa" w:w="2304"/>
@@ -11777,6 +12194,9 @@
         </w:tc>
       </w:tr>
       <w:tr>
+        <w:trPr>
+          <w:cantSplit/>
+        </w:trPr>
         <w:tc>
           <w:tcPr>
             <w:tcW w:type="dxa" w:w="2304"/>
@@ -11823,6 +12243,9 @@
         </w:tc>
       </w:tr>
       <w:tr>
+        <w:trPr>
+          <w:cantSplit/>
+        </w:trPr>
         <w:tc>
           <w:tcPr>
             <w:tcW w:type="dxa" w:w="2304"/>
@@ -11869,6 +12292,9 @@
         </w:tc>
       </w:tr>
       <w:tr>
+        <w:trPr>
+          <w:cantSplit/>
+        </w:trPr>
         <w:tc>
           <w:tcPr>
             <w:tcW w:type="dxa" w:w="2304"/>
@@ -11915,6 +12341,9 @@
         </w:tc>
       </w:tr>
       <w:tr>
+        <w:trPr>
+          <w:cantSplit/>
+        </w:trPr>
         <w:tc>
           <w:tcPr>
             <w:tcW w:type="dxa" w:w="2304"/>
@@ -11961,6 +12390,9 @@
         </w:tc>
       </w:tr>
       <w:tr>
+        <w:trPr>
+          <w:cantSplit/>
+        </w:trPr>
         <w:tc>
           <w:tcPr>
             <w:tcW w:type="dxa" w:w="2304"/>
@@ -12007,6 +12439,9 @@
         </w:tc>
       </w:tr>
       <w:tr>
+        <w:trPr>
+          <w:cantSplit/>
+        </w:trPr>
         <w:tc>
           <w:tcPr>
             <w:tcW w:type="dxa" w:w="2304"/>
@@ -12053,6 +12488,9 @@
         </w:tc>
       </w:tr>
       <w:tr>
+        <w:trPr>
+          <w:cantSplit/>
+        </w:trPr>
         <w:tc>
           <w:tcPr>
             <w:tcW w:type="dxa" w:w="2304"/>
@@ -12099,6 +12537,9 @@
         </w:tc>
       </w:tr>
       <w:tr>
+        <w:trPr>
+          <w:cantSplit/>
+        </w:trPr>
         <w:tc>
           <w:tcPr>
             <w:tcW w:type="dxa" w:w="2304"/>
@@ -12145,6 +12586,9 @@
         </w:tc>
       </w:tr>
       <w:tr>
+        <w:trPr>
+          <w:cantSplit/>
+        </w:trPr>
         <w:tc>
           <w:tcPr>
             <w:tcW w:type="dxa" w:w="2304"/>
@@ -12191,6 +12635,9 @@
         </w:tc>
       </w:tr>
       <w:tr>
+        <w:trPr>
+          <w:cantSplit/>
+        </w:trPr>
         <w:tc>
           <w:tcPr>
             <w:tcW w:type="dxa" w:w="2304"/>
@@ -12237,6 +12684,9 @@
         </w:tc>
       </w:tr>
       <w:tr>
+        <w:trPr>
+          <w:cantSplit/>
+        </w:trPr>
         <w:tc>
           <w:tcPr>
             <w:tcW w:type="dxa" w:w="2304"/>
@@ -12283,6 +12733,9 @@
         </w:tc>
       </w:tr>
       <w:tr>
+        <w:trPr>
+          <w:cantSplit/>
+        </w:trPr>
         <w:tc>
           <w:tcPr>
             <w:tcW w:type="dxa" w:w="2304"/>
@@ -12329,6 +12782,9 @@
         </w:tc>
       </w:tr>
       <w:tr>
+        <w:trPr>
+          <w:cantSplit/>
+        </w:trPr>
         <w:tc>
           <w:tcPr>
             <w:tcW w:type="dxa" w:w="2304"/>
@@ -12375,6 +12831,9 @@
         </w:tc>
       </w:tr>
       <w:tr>
+        <w:trPr>
+          <w:cantSplit/>
+        </w:trPr>
         <w:tc>
           <w:tcPr>
             <w:tcW w:type="dxa" w:w="2304"/>
@@ -12421,6 +12880,9 @@
         </w:tc>
       </w:tr>
       <w:tr>
+        <w:trPr>
+          <w:cantSplit/>
+        </w:trPr>
         <w:tc>
           <w:tcPr>
             <w:tcW w:type="dxa" w:w="2304"/>
@@ -12467,6 +12929,9 @@
         </w:tc>
       </w:tr>
       <w:tr>
+        <w:trPr>
+          <w:cantSplit/>
+        </w:trPr>
         <w:tc>
           <w:tcPr>
             <w:tcW w:type="dxa" w:w="2304"/>
@@ -12513,6 +12978,9 @@
         </w:tc>
       </w:tr>
       <w:tr>
+        <w:trPr>
+          <w:cantSplit/>
+        </w:trPr>
         <w:tc>
           <w:tcPr>
             <w:tcW w:type="dxa" w:w="2304"/>
@@ -12559,6 +13027,9 @@
         </w:tc>
       </w:tr>
       <w:tr>
+        <w:trPr>
+          <w:cantSplit/>
+        </w:trPr>
         <w:tc>
           <w:tcPr>
             <w:tcW w:type="dxa" w:w="2304"/>
@@ -12605,6 +13076,9 @@
         </w:tc>
       </w:tr>
       <w:tr>
+        <w:trPr>
+          <w:cantSplit/>
+        </w:trPr>
         <w:tc>
           <w:tcPr>
             <w:tcW w:type="dxa" w:w="2304"/>
@@ -12651,6 +13125,9 @@
         </w:tc>
       </w:tr>
       <w:tr>
+        <w:trPr>
+          <w:cantSplit/>
+        </w:trPr>
         <w:tc>
           <w:tcPr>
             <w:tcW w:type="dxa" w:w="2304"/>
@@ -12697,6 +13174,9 @@
         </w:tc>
       </w:tr>
       <w:tr>
+        <w:trPr>
+          <w:cantSplit/>
+        </w:trPr>
         <w:tc>
           <w:tcPr>
             <w:tcW w:type="dxa" w:w="2304"/>
@@ -12749,9 +13229,7 @@
       </w:pPr>
     </w:p>
     <w:p>
-      <w:r>
-        <w:br w:type="page"/>
-      </w:r>
+      <w:r/>
     </w:p>
     <w:p>
       <w:pPr>
@@ -13519,9 +13997,7 @@
       </w:r>
     </w:p>
     <w:p>
-      <w:r>
-        <w:br w:type="page"/>
-      </w:r>
+      <w:r/>
     </w:p>
     <w:p>
       <w:pPr>
@@ -13732,9 +14208,7 @@
       </w:r>
     </w:p>
     <w:p>
-      <w:r>
-        <w:br w:type="page"/>
-      </w:r>
+      <w:r/>
     </w:p>
     <w:p>
       <w:pPr>
@@ -13756,6 +14230,9 @@
         <w:gridCol w:w="9360"/>
       </w:tblGrid>
       <w:tr>
+        <w:trPr>
+          <w:cantSplit/>
+        </w:trPr>
         <w:tc>
           <w:tcPr>
             <w:tcW w:type="dxa" w:w="9360"/>
@@ -13810,6 +14287,9 @@
         <w:gridCol w:w="9360"/>
       </w:tblGrid>
       <w:tr>
+        <w:trPr>
+          <w:cantSplit/>
+        </w:trPr>
         <w:tc>
           <w:tcPr>
             <w:tcW w:type="dxa" w:w="9360"/>
@@ -13864,6 +14344,9 @@
         <w:gridCol w:w="9360"/>
       </w:tblGrid>
       <w:tr>
+        <w:trPr>
+          <w:cantSplit/>
+        </w:trPr>
         <w:tc>
           <w:tcPr>
             <w:tcW w:type="dxa" w:w="9360"/>
@@ -13918,6 +14401,9 @@
         <w:gridCol w:w="9360"/>
       </w:tblGrid>
       <w:tr>
+        <w:trPr>
+          <w:cantSplit/>
+        </w:trPr>
         <w:tc>
           <w:tcPr>
             <w:tcW w:type="dxa" w:w="9360"/>
@@ -13972,6 +14458,9 @@
         <w:gridCol w:w="9360"/>
       </w:tblGrid>
       <w:tr>
+        <w:trPr>
+          <w:cantSplit/>
+        </w:trPr>
         <w:tc>
           <w:tcPr>
             <w:tcW w:type="dxa" w:w="9360"/>
@@ -14026,6 +14515,9 @@
         <w:gridCol w:w="9360"/>
       </w:tblGrid>
       <w:tr>
+        <w:trPr>
+          <w:cantSplit/>
+        </w:trPr>
         <w:tc>
           <w:tcPr>
             <w:tcW w:type="dxa" w:w="9360"/>
@@ -14080,6 +14572,9 @@
         <w:gridCol w:w="9360"/>
       </w:tblGrid>
       <w:tr>
+        <w:trPr>
+          <w:cantSplit/>
+        </w:trPr>
         <w:tc>
           <w:tcPr>
             <w:tcW w:type="dxa" w:w="9360"/>
@@ -14134,6 +14629,9 @@
         <w:gridCol w:w="9360"/>
       </w:tblGrid>
       <w:tr>
+        <w:trPr>
+          <w:cantSplit/>
+        </w:trPr>
         <w:tc>
           <w:tcPr>
             <w:tcW w:type="dxa" w:w="9360"/>
@@ -14188,6 +14686,9 @@
         <w:gridCol w:w="9360"/>
       </w:tblGrid>
       <w:tr>
+        <w:trPr>
+          <w:cantSplit/>
+        </w:trPr>
         <w:tc>
           <w:tcPr>
             <w:tcW w:type="dxa" w:w="9360"/>
@@ -14242,6 +14743,9 @@
         <w:gridCol w:w="9360"/>
       </w:tblGrid>
       <w:tr>
+        <w:trPr>
+          <w:cantSplit/>
+        </w:trPr>
         <w:tc>
           <w:tcPr>
             <w:tcW w:type="dxa" w:w="9360"/>
@@ -14296,6 +14800,9 @@
         <w:gridCol w:w="9360"/>
       </w:tblGrid>
       <w:tr>
+        <w:trPr>
+          <w:cantSplit/>
+        </w:trPr>
         <w:tc>
           <w:tcPr>
             <w:tcW w:type="dxa" w:w="9360"/>
@@ -14350,6 +14857,9 @@
         <w:gridCol w:w="9360"/>
       </w:tblGrid>
       <w:tr>
+        <w:trPr>
+          <w:cantSplit/>
+        </w:trPr>
         <w:tc>
           <w:tcPr>
             <w:tcW w:type="dxa" w:w="9360"/>
@@ -14404,6 +14914,9 @@
         <w:gridCol w:w="9360"/>
       </w:tblGrid>
       <w:tr>
+        <w:trPr>
+          <w:cantSplit/>
+        </w:trPr>
         <w:tc>
           <w:tcPr>
             <w:tcW w:type="dxa" w:w="9360"/>
@@ -14456,121 +14969,141 @@
     </w:p>
     <w:p>
       <w:pPr>
-        <w:pStyle w:val="ListNumber"/>
+        <w:ind w:left="403" w:hanging="317"/>
       </w:pPr>
       <w:r>
         <w:rPr>
           <w:rFonts w:ascii="Calibri" w:hAnsi="Calibri"/>
           <w:sz w:val="22"/>
         </w:rPr>
+        <w:t>1.</w:t>
+        <w:tab/>
         <w:t>La UI envía eventos y observa estado; no ejecuta SQL.</w:t>
       </w:r>
     </w:p>
     <w:p>
       <w:pPr>
-        <w:pStyle w:val="ListNumber"/>
+        <w:ind w:left="403" w:hanging="317"/>
       </w:pPr>
       <w:r>
         <w:rPr>
           <w:rFonts w:ascii="Calibri" w:hAnsi="Calibri"/>
           <w:sz w:val="22"/>
         </w:rPr>
+        <w:t>2.</w:t>
+        <w:tab/>
         <w:t>El ViewModel coordina el juego y sobrevive a recomposiciones.</w:t>
       </w:r>
     </w:p>
     <w:p>
       <w:pPr>
-        <w:pStyle w:val="ListNumber"/>
+        <w:ind w:left="403" w:hanging="317"/>
       </w:pPr>
       <w:r>
         <w:rPr>
           <w:rFonts w:ascii="Calibri" w:hAnsi="Calibri"/>
           <w:sz w:val="22"/>
         </w:rPr>
+        <w:t>3.</w:t>
+        <w:tab/>
         <w:t>UiState agrupa datos visibles en una data class inmutable.</w:t>
       </w:r>
     </w:p>
     <w:p>
       <w:pPr>
-        <w:pStyle w:val="ListNumber"/>
+        <w:ind w:left="403" w:hanging="317"/>
       </w:pPr>
       <w:r>
         <w:rPr>
           <w:rFonts w:ascii="Calibri" w:hAnsi="Calibri"/>
           <w:sz w:val="22"/>
         </w:rPr>
+        <w:t>4.</w:t>
+        <w:tab/>
         <w:t>GameLogic contiene reglas, posiciones, colisiones y spawn.</w:t>
       </w:r>
     </w:p>
     <w:p>
       <w:pPr>
-        <w:pStyle w:val="ListNumber"/>
+        <w:ind w:left="403" w:hanging="317"/>
       </w:pPr>
       <w:r>
         <w:rPr>
           <w:rFonts w:ascii="Calibri" w:hAnsi="Calibri"/>
           <w:sz w:val="22"/>
         </w:rPr>
+        <w:t>5.</w:t>
+        <w:tab/>
         <w:t>withFrameNanos sincroniza el loop con Android.</w:t>
       </w:r>
     </w:p>
     <w:p>
       <w:pPr>
-        <w:pStyle w:val="ListNumber"/>
+        <w:ind w:left="403" w:hanging="317"/>
       </w:pPr>
       <w:r>
         <w:rPr>
           <w:rFonts w:ascii="Calibri" w:hAnsi="Calibri"/>
           <w:sz w:val="22"/>
         </w:rPr>
+        <w:t>6.</w:t>
+        <w:tab/>
         <w:t>Delta time mantiene velocidad consistente entre dispositivos.</w:t>
       </w:r>
     </w:p>
     <w:p>
       <w:pPr>
-        <w:pStyle w:val="ListNumber"/>
+        <w:ind w:left="403" w:hanging="317"/>
       </w:pPr>
       <w:r>
         <w:rPr>
           <w:rFonts w:ascii="Calibri" w:hAnsi="Calibri"/>
           <w:sz w:val="22"/>
         </w:rPr>
+        <w:t>7.</w:t>
+        <w:tab/>
         <w:t>Canvas reduce el trabajo de animar múltiples elementos Compose.</w:t>
       </w:r>
     </w:p>
     <w:p>
       <w:pPr>
-        <w:pStyle w:val="ListNumber"/>
+        <w:ind w:left="403" w:hanging="317"/>
       </w:pPr>
       <w:r>
         <w:rPr>
           <w:rFonts w:ascii="Calibri" w:hAnsi="Calibri"/>
           <w:sz w:val="22"/>
         </w:rPr>
+        <w:t>8.</w:t>
+        <w:tab/>
         <w:t>Las hitboxes reducidas evitan capturas visualmente falsas.</w:t>
       </w:r>
     </w:p>
     <w:p>
       <w:pPr>
-        <w:pStyle w:val="ListNumber"/>
+        <w:ind w:left="403" w:hanging="317"/>
       </w:pPr>
       <w:r>
         <w:rPr>
           <w:rFonts w:ascii="Calibri" w:hAnsi="Calibri"/>
           <w:sz w:val="22"/>
         </w:rPr>
+        <w:t>9.</w:t>
+        <w:tab/>
         <w:t>Room usa SQLite local y KSP genera implementaciones.</w:t>
       </w:r>
     </w:p>
     <w:p>
       <w:pPr>
-        <w:pStyle w:val="ListNumber"/>
+        <w:ind w:left="403" w:hanging="317"/>
       </w:pPr>
       <w:r>
         <w:rPr>
           <w:rFonts w:ascii="Calibri" w:hAnsi="Calibri"/>
           <w:sz w:val="22"/>
         </w:rPr>
+        <w:t>10.</w:t>
+        <w:tab/>
         <w:t>El Repository desacopla ViewModel de DAO y Database.</w:t>
       </w:r>
     </w:p>
@@ -14586,6 +15119,9 @@
         <w:gridCol w:w="9360"/>
       </w:tblGrid>
       <w:tr>
+        <w:trPr>
+          <w:cantSplit/>
+        </w:trPr>
         <w:tc>
           <w:tcPr>
             <w:tcW w:type="dxa" w:w="9360"/>
